--- a/Physics/Units/01-Scientific Inquiry Measurement and Vectors/Unit Plan.docx
+++ b/Physics/Units/01-Scientific Inquiry Measurement and Vectors/Unit Plan.docx
@@ -316,7 +316,7 @@
                 <w:sz w:val="22"/>
                 <w:u w:val="none"/>
               </w:rPr>
-              <w:t>The Scientific Method and Experimental Design</w:t>
+              <w:t>The Scientific Method and Experimental Design (Day 1 of 2)</w:t>
             </w:r>
           </w:p>
         </w:tc>
@@ -335,7 +335,7 @@
                 <w:sz w:val="22"/>
                 <w:u w:val="none"/>
               </w:rPr>
-              <w:t>2</w:t>
+              <w:t>1</w:t>
             </w:r>
           </w:p>
         </w:tc>
@@ -354,7 +354,7 @@
                 <w:sz w:val="22"/>
                 <w:u w:val="none"/>
               </w:rPr>
-              <w:t>At the end of 42 minutes I can identify the components of a controlled experiment and design a procedure that tests a si...</w:t>
+              <w:t>At the end of 42 minutes I can define and identify key concepts related to: identify the components of a controlled expe...</w:t>
             </w:r>
           </w:p>
         </w:tc>
@@ -396,7 +396,7 @@
                 <w:sz w:val="22"/>
                 <w:u w:val="none"/>
               </w:rPr>
-              <w:t>Measurement, SI Units, and Significant Figures</w:t>
+              <w:t>The Scientific Method and Experimental Design (Day 2 of 2)</w:t>
             </w:r>
           </w:p>
         </w:tc>
@@ -416,7 +416,7 @@
                 <w:sz w:val="22"/>
                 <w:u w:val="none"/>
               </w:rPr>
-              <w:t>3</w:t>
+              <w:t>1</w:t>
             </w:r>
           </w:p>
         </w:tc>
@@ -436,7 +436,7 @@
                 <w:sz w:val="22"/>
                 <w:u w:val="none"/>
               </w:rPr>
-              <w:t>At the end of 42 minutes I can take measurements using appropriate SI units, determine the correct number of significant...</w:t>
+              <w:t>At the end of 42 minutes I can apply and analyze my understanding to identify the components of a controlled experiment ...</w:t>
             </w:r>
           </w:p>
         </w:tc>
@@ -476,7 +476,7 @@
                 <w:sz w:val="22"/>
                 <w:u w:val="none"/>
               </w:rPr>
-              <w:t>Graphical Analysis of Physical Relationships</w:t>
+              <w:t>Measurement, SI Units, and Significant Figures (Day 1 of 3)</w:t>
             </w:r>
           </w:p>
         </w:tc>
@@ -495,7 +495,7 @@
                 <w:sz w:val="22"/>
                 <w:u w:val="none"/>
               </w:rPr>
-              <w:t>2</w:t>
+              <w:t>1</w:t>
             </w:r>
           </w:p>
         </w:tc>
@@ -514,7 +514,7 @@
                 <w:sz w:val="22"/>
                 <w:u w:val="none"/>
               </w:rPr>
-              <w:t>At the end of 42 minutes I can construct and interpret graphs of linear, quadratic, and inverse relationships and determ...</w:t>
+              <w:t>At the end of 42 minutes I can define and describe key concepts related to: take measurements using appropriate SI units...</w:t>
             </w:r>
           </w:p>
         </w:tc>
@@ -556,7 +556,7 @@
                 <w:sz w:val="22"/>
                 <w:u w:val="none"/>
               </w:rPr>
-              <w:t>Vectors: Representation, Addition, and Components</w:t>
+              <w:t>Measurement, SI Units, and Significant Figures (Day 2 of 3)</w:t>
             </w:r>
           </w:p>
         </w:tc>
@@ -576,7 +576,7 @@
                 <w:sz w:val="22"/>
                 <w:u w:val="none"/>
               </w:rPr>
-              <w:t>3</w:t>
+              <w:t>1</w:t>
             </w:r>
           </w:p>
         </w:tc>
@@ -596,7 +596,487 @@
                 <w:sz w:val="22"/>
                 <w:u w:val="none"/>
               </w:rPr>
-              <w:t>At the end of 42 minutes I can distinguish between scalar and vector quantities, add vectors graphically using the head-...</w:t>
+              <w:t>At the end of 42 minutes I can apply and compare concepts and take measurements using appropriate SI units, determine th...</w:t>
+            </w:r>
+          </w:p>
+        </w:tc>
+      </w:tr>
+      <w:tr>
+        <w:tc>
+          <w:tcPr>
+            <w:tcW w:type="dxa" w:w="1008"/>
+          </w:tcPr>
+          <w:p>
+            <w:r/>
+            <w:r>
+              <w:rPr>
+                <w:rFonts w:ascii="Calibri" w:hAnsi="Calibri"/>
+                <w:b w:val="0"/>
+                <w:i w:val="0"/>
+                <w:color w:val="000000"/>
+                <w:sz w:val="22"/>
+                <w:u w:val="none"/>
+              </w:rPr>
+              <w:t>5</w:t>
+            </w:r>
+          </w:p>
+        </w:tc>
+        <w:tc>
+          <w:tcPr>
+            <w:tcW w:type="dxa" w:w="2880"/>
+          </w:tcPr>
+          <w:p>
+            <w:r/>
+            <w:r>
+              <w:rPr>
+                <w:rFonts w:ascii="Calibri" w:hAnsi="Calibri"/>
+                <w:b w:val="0"/>
+                <w:i w:val="0"/>
+                <w:color w:val="000000"/>
+                <w:sz w:val="22"/>
+                <w:u w:val="none"/>
+              </w:rPr>
+              <w:t>Measurement, SI Units, and Significant Figures (Day 3 of 3)</w:t>
+            </w:r>
+          </w:p>
+        </w:tc>
+        <w:tc>
+          <w:tcPr>
+            <w:tcW w:type="dxa" w:w="864"/>
+          </w:tcPr>
+          <w:p>
+            <w:r/>
+            <w:r>
+              <w:rPr>
+                <w:rFonts w:ascii="Calibri" w:hAnsi="Calibri"/>
+                <w:b w:val="0"/>
+                <w:i w:val="0"/>
+                <w:color w:val="000000"/>
+                <w:sz w:val="22"/>
+                <w:u w:val="none"/>
+              </w:rPr>
+              <w:t>1</w:t>
+            </w:r>
+          </w:p>
+        </w:tc>
+        <w:tc>
+          <w:tcPr>
+            <w:tcW w:type="dxa" w:w="5040"/>
+          </w:tcPr>
+          <w:p>
+            <w:r/>
+            <w:r>
+              <w:rPr>
+                <w:rFonts w:ascii="Calibri" w:hAnsi="Calibri"/>
+                <w:b w:val="0"/>
+                <w:i w:val="0"/>
+                <w:color w:val="000000"/>
+                <w:sz w:val="22"/>
+                <w:u w:val="none"/>
+              </w:rPr>
+              <w:t>At the end of 42 minutes I can evaluate and explain my understanding to take measurements using appropriate SI units, de...</w:t>
+            </w:r>
+          </w:p>
+        </w:tc>
+      </w:tr>
+      <w:tr>
+        <w:tc>
+          <w:tcPr>
+            <w:tcW w:type="dxa" w:w="1008"/>
+            <w:shd w:fill="F2F2F2" w:val="clear"/>
+          </w:tcPr>
+          <w:p>
+            <w:r/>
+            <w:r>
+              <w:rPr>
+                <w:rFonts w:ascii="Calibri" w:hAnsi="Calibri"/>
+                <w:b w:val="0"/>
+                <w:i w:val="0"/>
+                <w:color w:val="000000"/>
+                <w:sz w:val="22"/>
+                <w:u w:val="none"/>
+              </w:rPr>
+              <w:t>6</w:t>
+            </w:r>
+          </w:p>
+        </w:tc>
+        <w:tc>
+          <w:tcPr>
+            <w:tcW w:type="dxa" w:w="2880"/>
+            <w:shd w:fill="F2F2F2" w:val="clear"/>
+          </w:tcPr>
+          <w:p>
+            <w:r/>
+            <w:r>
+              <w:rPr>
+                <w:rFonts w:ascii="Calibri" w:hAnsi="Calibri"/>
+                <w:b w:val="0"/>
+                <w:i w:val="0"/>
+                <w:color w:val="000000"/>
+                <w:sz w:val="22"/>
+                <w:u w:val="none"/>
+              </w:rPr>
+              <w:t>Graphical Analysis of Physical Relationships (Day 1 of 2)</w:t>
+            </w:r>
+          </w:p>
+        </w:tc>
+        <w:tc>
+          <w:tcPr>
+            <w:tcW w:type="dxa" w:w="864"/>
+            <w:shd w:fill="F2F2F2" w:val="clear"/>
+          </w:tcPr>
+          <w:p>
+            <w:r/>
+            <w:r>
+              <w:rPr>
+                <w:rFonts w:ascii="Calibri" w:hAnsi="Calibri"/>
+                <w:b w:val="0"/>
+                <w:i w:val="0"/>
+                <w:color w:val="000000"/>
+                <w:sz w:val="22"/>
+                <w:u w:val="none"/>
+              </w:rPr>
+              <w:t>1</w:t>
+            </w:r>
+          </w:p>
+        </w:tc>
+        <w:tc>
+          <w:tcPr>
+            <w:tcW w:type="dxa" w:w="5040"/>
+            <w:shd w:fill="F2F2F2" w:val="clear"/>
+          </w:tcPr>
+          <w:p>
+            <w:r/>
+            <w:r>
+              <w:rPr>
+                <w:rFonts w:ascii="Calibri" w:hAnsi="Calibri"/>
+                <w:b w:val="0"/>
+                <w:i w:val="0"/>
+                <w:color w:val="000000"/>
+                <w:sz w:val="22"/>
+                <w:u w:val="none"/>
+              </w:rPr>
+              <w:t>At the end of 42 minutes I can define and identify key concepts related to: construct and interpret graphs of linear, qu...</w:t>
+            </w:r>
+          </w:p>
+        </w:tc>
+      </w:tr>
+      <w:tr>
+        <w:tc>
+          <w:tcPr>
+            <w:tcW w:type="dxa" w:w="1008"/>
+          </w:tcPr>
+          <w:p>
+            <w:r/>
+            <w:r>
+              <w:rPr>
+                <w:rFonts w:ascii="Calibri" w:hAnsi="Calibri"/>
+                <w:b w:val="0"/>
+                <w:i w:val="0"/>
+                <w:color w:val="000000"/>
+                <w:sz w:val="22"/>
+                <w:u w:val="none"/>
+              </w:rPr>
+              <w:t>7</w:t>
+            </w:r>
+          </w:p>
+        </w:tc>
+        <w:tc>
+          <w:tcPr>
+            <w:tcW w:type="dxa" w:w="2880"/>
+          </w:tcPr>
+          <w:p>
+            <w:r/>
+            <w:r>
+              <w:rPr>
+                <w:rFonts w:ascii="Calibri" w:hAnsi="Calibri"/>
+                <w:b w:val="0"/>
+                <w:i w:val="0"/>
+                <w:color w:val="000000"/>
+                <w:sz w:val="22"/>
+                <w:u w:val="none"/>
+              </w:rPr>
+              <w:t>Graphical Analysis of Physical Relationships (Day 2 of 2)</w:t>
+            </w:r>
+          </w:p>
+        </w:tc>
+        <w:tc>
+          <w:tcPr>
+            <w:tcW w:type="dxa" w:w="864"/>
+          </w:tcPr>
+          <w:p>
+            <w:r/>
+            <w:r>
+              <w:rPr>
+                <w:rFonts w:ascii="Calibri" w:hAnsi="Calibri"/>
+                <w:b w:val="0"/>
+                <w:i w:val="0"/>
+                <w:color w:val="000000"/>
+                <w:sz w:val="22"/>
+                <w:u w:val="none"/>
+              </w:rPr>
+              <w:t>1</w:t>
+            </w:r>
+          </w:p>
+        </w:tc>
+        <w:tc>
+          <w:tcPr>
+            <w:tcW w:type="dxa" w:w="5040"/>
+          </w:tcPr>
+          <w:p>
+            <w:r/>
+            <w:r>
+              <w:rPr>
+                <w:rFonts w:ascii="Calibri" w:hAnsi="Calibri"/>
+                <w:b w:val="0"/>
+                <w:i w:val="0"/>
+                <w:color w:val="000000"/>
+                <w:sz w:val="22"/>
+                <w:u w:val="none"/>
+              </w:rPr>
+              <w:t>At the end of 42 minutes I can apply and analyze my understanding to construct and interpret graphs of linear, quadratic...</w:t>
+            </w:r>
+          </w:p>
+        </w:tc>
+      </w:tr>
+      <w:tr>
+        <w:tc>
+          <w:tcPr>
+            <w:tcW w:type="dxa" w:w="1008"/>
+            <w:shd w:fill="F2F2F2" w:val="clear"/>
+          </w:tcPr>
+          <w:p>
+            <w:r/>
+            <w:r>
+              <w:rPr>
+                <w:rFonts w:ascii="Calibri" w:hAnsi="Calibri"/>
+                <w:b w:val="0"/>
+                <w:i w:val="0"/>
+                <w:color w:val="000000"/>
+                <w:sz w:val="22"/>
+                <w:u w:val="none"/>
+              </w:rPr>
+              <w:t>8</w:t>
+            </w:r>
+          </w:p>
+        </w:tc>
+        <w:tc>
+          <w:tcPr>
+            <w:tcW w:type="dxa" w:w="2880"/>
+            <w:shd w:fill="F2F2F2" w:val="clear"/>
+          </w:tcPr>
+          <w:p>
+            <w:r/>
+            <w:r>
+              <w:rPr>
+                <w:rFonts w:ascii="Calibri" w:hAnsi="Calibri"/>
+                <w:b w:val="0"/>
+                <w:i w:val="0"/>
+                <w:color w:val="000000"/>
+                <w:sz w:val="22"/>
+                <w:u w:val="none"/>
+              </w:rPr>
+              <w:t>Vectors: Representation, Addition, and Components (Day 1 of 3)</w:t>
+            </w:r>
+          </w:p>
+        </w:tc>
+        <w:tc>
+          <w:tcPr>
+            <w:tcW w:type="dxa" w:w="864"/>
+            <w:shd w:fill="F2F2F2" w:val="clear"/>
+          </w:tcPr>
+          <w:p>
+            <w:r/>
+            <w:r>
+              <w:rPr>
+                <w:rFonts w:ascii="Calibri" w:hAnsi="Calibri"/>
+                <w:b w:val="0"/>
+                <w:i w:val="0"/>
+                <w:color w:val="000000"/>
+                <w:sz w:val="22"/>
+                <w:u w:val="none"/>
+              </w:rPr>
+              <w:t>1</w:t>
+            </w:r>
+          </w:p>
+        </w:tc>
+        <w:tc>
+          <w:tcPr>
+            <w:tcW w:type="dxa" w:w="5040"/>
+            <w:shd w:fill="F2F2F2" w:val="clear"/>
+          </w:tcPr>
+          <w:p>
+            <w:r/>
+            <w:r>
+              <w:rPr>
+                <w:rFonts w:ascii="Calibri" w:hAnsi="Calibri"/>
+                <w:b w:val="0"/>
+                <w:i w:val="0"/>
+                <w:color w:val="000000"/>
+                <w:sz w:val="22"/>
+                <w:u w:val="none"/>
+              </w:rPr>
+              <w:t>At the end of 42 minutes I can define and describe key concepts related to: distinguish between scalar and vector quanti...</w:t>
+            </w:r>
+          </w:p>
+        </w:tc>
+      </w:tr>
+      <w:tr>
+        <w:tc>
+          <w:tcPr>
+            <w:tcW w:type="dxa" w:w="1008"/>
+          </w:tcPr>
+          <w:p>
+            <w:r/>
+            <w:r>
+              <w:rPr>
+                <w:rFonts w:ascii="Calibri" w:hAnsi="Calibri"/>
+                <w:b w:val="0"/>
+                <w:i w:val="0"/>
+                <w:color w:val="000000"/>
+                <w:sz w:val="22"/>
+                <w:u w:val="none"/>
+              </w:rPr>
+              <w:t>9</w:t>
+            </w:r>
+          </w:p>
+        </w:tc>
+        <w:tc>
+          <w:tcPr>
+            <w:tcW w:type="dxa" w:w="2880"/>
+          </w:tcPr>
+          <w:p>
+            <w:r/>
+            <w:r>
+              <w:rPr>
+                <w:rFonts w:ascii="Calibri" w:hAnsi="Calibri"/>
+                <w:b w:val="0"/>
+                <w:i w:val="0"/>
+                <w:color w:val="000000"/>
+                <w:sz w:val="22"/>
+                <w:u w:val="none"/>
+              </w:rPr>
+              <w:t>Vectors: Representation, Addition, and Components (Day 2 of 3)</w:t>
+            </w:r>
+          </w:p>
+        </w:tc>
+        <w:tc>
+          <w:tcPr>
+            <w:tcW w:type="dxa" w:w="864"/>
+          </w:tcPr>
+          <w:p>
+            <w:r/>
+            <w:r>
+              <w:rPr>
+                <w:rFonts w:ascii="Calibri" w:hAnsi="Calibri"/>
+                <w:b w:val="0"/>
+                <w:i w:val="0"/>
+                <w:color w:val="000000"/>
+                <w:sz w:val="22"/>
+                <w:u w:val="none"/>
+              </w:rPr>
+              <w:t>1</w:t>
+            </w:r>
+          </w:p>
+        </w:tc>
+        <w:tc>
+          <w:tcPr>
+            <w:tcW w:type="dxa" w:w="5040"/>
+          </w:tcPr>
+          <w:p>
+            <w:r/>
+            <w:r>
+              <w:rPr>
+                <w:rFonts w:ascii="Calibri" w:hAnsi="Calibri"/>
+                <w:b w:val="0"/>
+                <w:i w:val="0"/>
+                <w:color w:val="000000"/>
+                <w:sz w:val="22"/>
+                <w:u w:val="none"/>
+              </w:rPr>
+              <w:t>At the end of 42 minutes I can apply and compare concepts and distinguish between scalar and vector quantities, add vect...</w:t>
+            </w:r>
+          </w:p>
+        </w:tc>
+      </w:tr>
+      <w:tr>
+        <w:tc>
+          <w:tcPr>
+            <w:tcW w:type="dxa" w:w="1008"/>
+            <w:shd w:fill="F2F2F2" w:val="clear"/>
+          </w:tcPr>
+          <w:p>
+            <w:r/>
+            <w:r>
+              <w:rPr>
+                <w:rFonts w:ascii="Calibri" w:hAnsi="Calibri"/>
+                <w:b w:val="0"/>
+                <w:i w:val="0"/>
+                <w:color w:val="000000"/>
+                <w:sz w:val="22"/>
+                <w:u w:val="none"/>
+              </w:rPr>
+              <w:t>10</w:t>
+            </w:r>
+          </w:p>
+        </w:tc>
+        <w:tc>
+          <w:tcPr>
+            <w:tcW w:type="dxa" w:w="2880"/>
+            <w:shd w:fill="F2F2F2" w:val="clear"/>
+          </w:tcPr>
+          <w:p>
+            <w:r/>
+            <w:r>
+              <w:rPr>
+                <w:rFonts w:ascii="Calibri" w:hAnsi="Calibri"/>
+                <w:b w:val="0"/>
+                <w:i w:val="0"/>
+                <w:color w:val="000000"/>
+                <w:sz w:val="22"/>
+                <w:u w:val="none"/>
+              </w:rPr>
+              <w:t>Vectors: Representation, Addition, and Components (Day 3 of 3)</w:t>
+            </w:r>
+          </w:p>
+        </w:tc>
+        <w:tc>
+          <w:tcPr>
+            <w:tcW w:type="dxa" w:w="864"/>
+            <w:shd w:fill="F2F2F2" w:val="clear"/>
+          </w:tcPr>
+          <w:p>
+            <w:r/>
+            <w:r>
+              <w:rPr>
+                <w:rFonts w:ascii="Calibri" w:hAnsi="Calibri"/>
+                <w:b w:val="0"/>
+                <w:i w:val="0"/>
+                <w:color w:val="000000"/>
+                <w:sz w:val="22"/>
+                <w:u w:val="none"/>
+              </w:rPr>
+              <w:t>1</w:t>
+            </w:r>
+          </w:p>
+        </w:tc>
+        <w:tc>
+          <w:tcPr>
+            <w:tcW w:type="dxa" w:w="5040"/>
+            <w:shd w:fill="F2F2F2" w:val="clear"/>
+          </w:tcPr>
+          <w:p>
+            <w:r/>
+            <w:r>
+              <w:rPr>
+                <w:rFonts w:ascii="Calibri" w:hAnsi="Calibri"/>
+                <w:b w:val="0"/>
+                <w:i w:val="0"/>
+                <w:color w:val="000000"/>
+                <w:sz w:val="22"/>
+                <w:u w:val="none"/>
+              </w:rPr>
+              <w:t>At the end of 42 minutes I can evaluate and explain my understanding to distinguish between scalar and vector quantities...</w:t>
             </w:r>
           </w:p>
         </w:tc>
